--- a/Nasela_Leopoldo_Checkpoint2.docx
+++ b/Nasela_Leopoldo_Checkpoint2.docx
@@ -341,10 +341,10 @@
           <w:szCs w:val="22"/>
         </w:rPr>
         <w:drawing>
-          <wp:inline distT="0" distB="0" distL="0" distR="0" wp14:anchorId="356AECBB" wp14:editId="52A44249">
-            <wp:extent cx="6332220" cy="2843530"/>
+          <wp:inline distT="0" distB="0" distL="0" distR="0" wp14:anchorId="7B7DAD94" wp14:editId="1CD06CEE">
+            <wp:extent cx="6332220" cy="3126740"/>
             <wp:effectExtent l="0" t="0" r="0" b="0"/>
-            <wp:docPr id="822127725" name="Imagen 1"/>
+            <wp:docPr id="1647136346" name="Imagen 1"/>
             <wp:cNvGraphicFramePr>
               <a:graphicFrameLocks xmlns:a="http://schemas.openxmlformats.org/drawingml/2006/main" noChangeAspect="1"/>
             </wp:cNvGraphicFramePr>
@@ -352,7 +352,7 @@
               <a:graphicData uri="http://schemas.openxmlformats.org/drawingml/2006/picture">
                 <pic:pic xmlns:pic="http://schemas.openxmlformats.org/drawingml/2006/picture">
                   <pic:nvPicPr>
-                    <pic:cNvPr id="822127725" name=""/>
+                    <pic:cNvPr id="1647136346" name=""/>
                     <pic:cNvPicPr/>
                   </pic:nvPicPr>
                   <pic:blipFill>
@@ -364,7 +364,7 @@
                   <pic:spPr>
                     <a:xfrm>
                       <a:off x="0" y="0"/>
-                      <a:ext cx="6332220" cy="2843530"/>
+                      <a:ext cx="6332220" cy="3126740"/>
                     </a:xfrm>
                     <a:prstGeom prst="rect">
                       <a:avLst/>
@@ -402,6 +402,13 @@
           <w:sz w:val="20"/>
         </w:rPr>
         <w:br/>
+      </w:r>
+      <w:r>
+        <w:rPr>
+          <w:rFonts w:ascii="Consolas" w:hAnsi="Consolas"/>
+          <w:sz w:val="20"/>
+        </w:rPr>
+        <w:lastRenderedPageBreak/>
         <w:t xml:space="preserve">    MAX(Fact_Ventas[fecha_venta])</w:t>
       </w:r>
       <w:r>
@@ -415,7 +422,6 @@
     </w:p>
     <w:p>
       <w:r>
-        <w:lastRenderedPageBreak/>
         <w:t>Columnas calculadas:</w:t>
       </w:r>
     </w:p>
@@ -575,6 +581,7 @@
         <w:pStyle w:val="Ttulo1"/>
       </w:pPr>
       <w:r>
+        <w:lastRenderedPageBreak/>
         <w:t>4. Código DAX de las cinco medidas</w:t>
       </w:r>
     </w:p>
@@ -597,7 +604,6 @@
     </w:p>
     <w:p>
       <w:r>
-        <w:lastRenderedPageBreak/>
         <w:t>Suma el importe de todas las ventas en el contexto de filtro actual. Es la base de las demás.</w:t>
       </w:r>
     </w:p>
@@ -846,6 +852,7 @@
         <w:pStyle w:val="Ttulo1"/>
       </w:pPr>
       <w:r>
+        <w:lastRenderedPageBreak/>
         <w:t>5. Validación con Matriz</w:t>
       </w:r>
     </w:p>
@@ -860,7 +867,6 @@
           <w:b/>
           <w:color w:val="C0392B"/>
         </w:rPr>
-        <w:lastRenderedPageBreak/>
         <w:drawing>
           <wp:inline distT="0" distB="0" distL="0" distR="0" wp14:anchorId="586A964D" wp14:editId="0C14DBAC">
             <wp:extent cx="5806943" cy="3109229"/>
@@ -897,21 +903,8 @@
           </wp:inline>
         </w:drawing>
       </w:r>
-      <w:proofErr w:type="spellStart"/>
       <w:r>
-        <w:t>Resultados</w:t>
-      </w:r>
-      <w:proofErr w:type="spellEnd"/>
-      <w:r>
-        <w:t xml:space="preserve"> </w:t>
-      </w:r>
-      <w:proofErr w:type="spellStart"/>
-      <w:r>
-        <w:t>verificados</w:t>
-      </w:r>
-      <w:proofErr w:type="spellEnd"/>
-      <w:r>
-        <w:t xml:space="preserve"> (contra el dataset de origen):</w:t>
+        <w:t>Resultados verificados (contra el dataset de origen):</w:t>
       </w:r>
     </w:p>
     <w:tbl>
